--- a/architecture/TargetArchitecture/2_SecurityFramework.docx
+++ b/architecture/TargetArchitecture/2_SecurityFramework.docx
@@ -3117,7 +3117,7 @@
         <w:t>The firm registers the address. The sender decides the method.</w:t>
       </w:r>
       <w:r>
-        <w:t xml:space="preserve"> That single distinction is what makes one entrance achievable for traffic of every origin, and it separates two classes:</w:t>
+        <w:t xml:space="preserve"> That single distinction is what makes one entrance achievable for traffic of every origin, and it is one axis of a larger set — it separates the firm's own client from everyone else, and the five call types below name each way a call arrives:</w:t>
       </w:r>
     </w:p>
     <w:tbl>
@@ -3316,6 +3316,130 @@
     </w:tbl>
     <w:p/>
     <w:p>
+      <w:pPr/>
+      <w:r>
+        <w:rPr>
+          <w:b/>
+        </w:rPr>
+        <w:t>The entrance is two components, not one.</w:t>
+      </w:r>
+      <w:r>
+        <w:t xml:space="preserve"> The Gate is transport and nothing else: it collects the session token if there is one, the HTTP head if there is one, and the parameters if there are any, passes them to the UniversalNavigator, and streams the answer back. It verifies nothing and owns no route of its own, and one generic Gate module serves every container, so the three per-service app.py files collapse into one. The verification the dispositions below describe is the UniversalNavigator's, performed mechanically against the proof the route declares in the registry — route known, proof named, verify or refuse — not logic each service's app.py carries. This strengthens §4.2's point that everything which must happen on every call happens in one place: the one place is the Navigator behind the Gate, driven by the registry, and no route can forget a check the registry declares for it.</w:t>
+      </w:r>
+    </w:p>
+    <w:p>
+      <w:pPr/>
+      <w:r>
+        <w:rPr>
+          <w:b/>
+        </w:rPr>
+        <w:t>Inbound traffic is a closed set of five call types, all mapped, each a route carrying a call type, a proof method, and its timeout facts.</w:t>
+      </w:r>
+      <w:r>
+        <w:t xml:space="preserve"> The origin distinction above is the axis along which they divide; it does not exhaust them.</w:t>
+      </w:r>
+    </w:p>
+    <w:p>
+      <w:pPr>
+        <w:pStyle w:val="ListBullet"/>
+      </w:pPr>
+      <w:r>
+        <w:rPr>
+          <w:b/>
+        </w:rPr>
+        <w:t>tool_to_tool</w:t>
+      </w:r>
+      <w:r>
+        <w:t xml:space="preserve"> — one tool calling another. Proof none at the type level; the call is authorised by the acyclic may_call graph (§7.2), not by a credential on the wire.</w:t>
+      </w:r>
+    </w:p>
+    <w:p>
+      <w:pPr>
+        <w:pStyle w:val="ListBullet"/>
+      </w:pPr>
+      <w:r>
+        <w:rPr>
+          <w:b/>
+        </w:rPr>
+        <w:t>client_sessioned</w:t>
+      </w:r>
+      <w:r>
+        <w:t xml:space="preserve"> — a client we served index.html and established a session with. Proof session_token: the full signed token with its per-hop nonce.</w:t>
+      </w:r>
+    </w:p>
+    <w:p>
+      <w:pPr>
+        <w:pStyle w:val="ListBullet"/>
+      </w:pPr>
+      <w:r>
+        <w:rPr>
+          <w:b/>
+        </w:rPr>
+        <w:t>third_party_callback</w:t>
+      </w:r>
+      <w:r>
+        <w:t xml:space="preserve"> — an external party calling us back on its own initiative, carrying a credential we keep as we keep OAuth's. Proof api_key, named by a vault credential name and never a value.</w:t>
+      </w:r>
+    </w:p>
+    <w:p>
+      <w:pPr>
+        <w:pStyle w:val="ListBullet"/>
+      </w:pPr>
+      <w:r>
+        <w:rPr>
+          <w:b/>
+        </w:rPr>
+        <w:t>static_witness</w:t>
+      </w:r>
+      <w:r>
+        <w:t xml:space="preserve"> — the onload witness of a static page we own. Proof none: the route accepts a page name, logs, and decides nothing. It is the exact shape of B10 — a path exempted from the credential checks, declared as the boundary it is.</w:t>
+      </w:r>
+    </w:p>
+    <w:p>
+      <w:pPr>
+        <w:pStyle w:val="ListBullet"/>
+      </w:pPr>
+      <w:r>
+        <w:rPr>
+          <w:b/>
+        </w:rPr>
+        <w:t>internal_callback</w:t>
+      </w:r>
+      <w:r>
+        <w:t xml:space="preserve"> — a tool that finished working calling back into the SharedServices UniversalNavigator. Proof our_signature: we signed the dispatch out and verify the signature coming back, named by a vault signing-key name.</w:t>
+      </w:r>
+    </w:p>
+    <w:p>
+      <w:pPr/>
+      <w:r>
+        <w:t>Two of the five are inbound classes the boundary table (§4.1) does not carry — static_witness and internal_callback — and every proof names a credential, never a value: a value in a credential name or a signing-key name is a violation, which is §3.2's rule applied to routes.</w:t>
+      </w:r>
+    </w:p>
+    <w:p>
+      <w:pPr/>
+      <w:r>
+        <w:rPr>
+          <w:b/>
+        </w:rPr>
+        <w:t>The main UniversalNavigator lives in SharedServices and is the only node that accepts external traffic.</w:t>
+      </w:r>
+      <w:r>
+        <w:t xml:space="preserve"> There is a Gate per container, but only the main Navigator takes external client traffic, which sharpens one entrance into one entrance that faces outward. A satellite server carries only tool-to-tool traffic, relayed both ways by a UniversalNavigatorProxy that holds no session, no render ledger, no merge and no external call, and that refuses work on stale metadata — a proxy that cannot be brought current is an exception. A satellite's answer returns to the main as an internal_callback, proven by our signature over the dispatch we minted. Every throw ends in a UniversalNavigator or a UniversalNavigatorProxy; a tool in the middle re-raises and never swallows. The navigators are the client to every server and service they call, and the client logs the failures of what it calls: every dispatch that dies, callback that never comes, timeout and merge conflict is instrumented with timings, at a severity matching impact, to the repository the component logs every fact to. That is audit generation, and §11's AU-2/AU-3/AU-12 row carries it.</w:t>
+      </w:r>
+    </w:p>
+    <w:p>
+      <w:pPr/>
+      <w:r>
+        <w:rPr>
+          <w:b/>
+        </w:rPr>
+        <w:t>Page completeness is the render ledger's to manage, and its security edge is that every failure mode fails closed.</w:t>
+      </w:r>
+      <w:r>
+        <w:t xml:space="preserve"> The render ledger the Navigator owns, and the render, callback and external-call timeouts the registry carries per route, are Live Application Architecture's mechanism (§1.2); what belongs here is what those facts do under failure. The Navigator determines which page an incoming request constructs, records that page's required members as ledger expectations at dispatch, and closes each only on that member's completion callback — an internal_callback proven by our_signature, so an expectation is discharged by a signed report over a dispatch the Navigator minted and never by an unproven arrival that claims to be done. A completeness budget races those callbacks: a page not reconciled in time raises on the timeout — a governance timeout is fatal, a user-facing one answers anyway with the layman explanation the registry declares (on_timeout) rather than hanging or returning a stack. A parameter or state conflict while merging the returning documents raises (on_conflict), the merge being serial precisely so a conflict is caught rather than silently resolved last-writer-wins; and a required member that dies or never calls back raises (on_missing_required). Each of the three — timeout, conflict, missing required — is instrumented with timings at a severity matching impact, to the same repository §11's AU-2/AU-3/AU-12 row already carries for every dispatch that dies and callback that never comes. This is §8.3's a timeout rejects on the render path.</w:t>
+      </w:r>
+    </w:p>
+    <w:p>
       <w:r>
         <w:rPr>
           <w:b/>
@@ -3497,15 +3621,7 @@
           </w:tcPr>
           <w:p>
             <w:r>
-              <w:rPr>
-                <w:sz w:val="22"/>
-              </w:rPr>
-            </w:r>
-            <w:r>
-              <w:rPr>
-                <w:sz w:val="22"/>
-              </w:rPr>
-              <w:t>verify the token, collect the facts, dispatch</w:t>
+              <w:t>collect and pass; the Navigator verifies the session_token the route declares, then dispatches</w:t>
             </w:r>
           </w:p>
         </w:tc>
@@ -3624,15 +3740,7 @@
           </w:tcPr>
           <w:p>
             <w:r>
-              <w:rPr>
-                <w:sz w:val="22"/>
-              </w:rPr>
-            </w:r>
-            <w:r>
-              <w:rPr>
-                <w:sz w:val="22"/>
-              </w:rPr>
-              <w:t>verify the signed state it carries, collect the facts, dispatch</w:t>
+              <w:t>collect and pass; the Navigator verifies the signed state the callback route declares, then dispatches</w:t>
             </w:r>
           </w:p>
         </w:tc>
@@ -4172,7 +4280,7 @@
         <w:t>state</w:t>
       </w:r>
       <w:r>
-        <w:t xml:space="preserve"> parameter is built as a payload, HMAC-signed, and verified on return with a constant-time comparison. The Gate's rule is that every call carries a signed token, and </w:t>
+        <w:t xml:space="preserve"> parameter is built as a payload, HMAC-signed, and verified on return with a constant-time comparison. The rule the Navigator applies against the registry is that every call carries the proof its route declares, and </w:t>
       </w:r>
       <w:r>
         <w:rPr>
@@ -4191,13 +4299,13 @@
         <w:t>is</w:t>
       </w:r>
       <w:r>
-        <w:t xml:space="preserve"> one, differently shaped. The machinery that collects the facts of an arbitrary request already exists and is already called with a token, the posted body and the headers. The callback handler is already a separate module — a tool in everything but registration. </w:t>
+        <w:t xml:space="preserve"> The machinery that collects the facts of an arbitrary request already exists and is already called with a token, the posted body and the headers. The callback handler is already a separate module — a tool in everything but registration, and that registration is a subscription in the one build-generated registry. </w:t>
       </w:r>
       <w:r>
         <w:rPr>
           <w:b/>
         </w:rPr>
-        <w:t>Registering the address on the Gate and adding one entry to a dispatch map is the whole of the work.</w:t>
+        <w:t>Adding a route entry and the handling tool's subscription to it in the registry, which the build regenerates from source, is the whole of the work.</w:t>
       </w:r>
       <w:r>
         <w:t xml:space="preserve"> </w:t>
@@ -6477,45 +6585,24 @@
       </w:r>
     </w:p>
     <w:p>
-      <w:pPr>
-        <w:pStyle w:val="Heading3"/>
-      </w:pPr>
-      <w:r>
-        <w:t>6.4 The trust anchor is named by the verifier — [R]</w:t>
-      </w:r>
-    </w:p>
-    <w:p>
-      <w:r>
-        <w:t xml:space="preserve">The public key against which a signature is checked is selected </w:t>
-      </w:r>
+      <w:pPr/>
       <w:r>
         <w:rPr>
           <w:b/>
         </w:rPr>
-        <w:t>by the verifier</w:t>
-      </w:r>
-      <w:r>
-        <w:t xml:space="preserve">, from the verifier's own configuration, keyed on the origin </w:t>
+        <w:t>[R]</w:t>
+      </w:r>
+      <w:r>
+        <w:t xml:space="preserve"> One inbound class answers who is the caller differently. An internal_callback — a tool reporting completion to the SharedServices UniversalNavigator — proves itself by our_signature: the Navigator signed the dispatch out and verifies that signature coming back, over a payload we minted and hold the key for. That authenticates the channel rather than a message any holder can re-present, and is a materially stronger proof than the bearer token of §4.3. </w:t>
       </w:r>
       <w:r>
         <w:rPr>
           <w:b/>
         </w:rPr>
-        <w:t>it expected</w:t>
-      </w:r>
-      <w:r>
-        <w:t>. The verifier never reads the expected origin off the object it is verifying.</w:t>
-      </w:r>
-    </w:p>
-    <w:p>
-      <w:r>
-        <w:t xml:space="preserve">Stated as a first-class target because the failure survives review: a token that names its own trust anchor is self-certifying, and a forged token that names the forger's anchor verifies perfectly. </w:t>
-      </w:r>
-      <w:r>
-        <w:rPr>
-          <w:b/>
-        </w:rPr>
-        <w:t>Signature verification is not a property of a signature; it is a relation between a signature and a key the verifier chose.</w:t>
+        <w:t>[I]</w:t>
+      </w:r>
+      <w:r>
+        <w:t xml:space="preserve"> The current code does not draw this distinction; the target does.</w:t>
       </w:r>
     </w:p>
     <w:p>
@@ -6523,6 +6610,48 @@
         <w:pStyle w:val="Heading3"/>
       </w:pPr>
       <w:r>
+        <w:t>6.4 The trust anchor is named by the verifier — [R]</w:t>
+      </w:r>
+    </w:p>
+    <w:p>
+      <w:r>
+        <w:t xml:space="preserve">The public key against which a signature is checked is selected </w:t>
+      </w:r>
+      <w:r>
+        <w:rPr>
+          <w:b/>
+        </w:rPr>
+        <w:t>by the verifier</w:t>
+      </w:r>
+      <w:r>
+        <w:t xml:space="preserve">, from the verifier's own configuration, keyed on the origin </w:t>
+      </w:r>
+      <w:r>
+        <w:rPr>
+          <w:b/>
+        </w:rPr>
+        <w:t>it expected</w:t>
+      </w:r>
+      <w:r>
+        <w:t>. The verifier never reads the expected origin off the object it is verifying.</w:t>
+      </w:r>
+    </w:p>
+    <w:p>
+      <w:r>
+        <w:t xml:space="preserve">Stated as a first-class target because the failure survives review: a token that names its own trust anchor is self-certifying, and a forged token that names the forger's anchor verifies perfectly. </w:t>
+      </w:r>
+      <w:r>
+        <w:rPr>
+          <w:b/>
+        </w:rPr>
+        <w:t>Signature verification is not a property of a signature; it is a relation between a signature and a key the verifier chose.</w:t>
+      </w:r>
+    </w:p>
+    <w:p>
+      <w:pPr>
+        <w:pStyle w:val="Heading3"/>
+      </w:pPr>
+      <w:r>
         <w:t>6.5 Expiry, and human login — [R]</w:t>
       </w:r>
     </w:p>
@@ -6784,6 +6913,30 @@
           <w:i/>
         </w:rPr>
         <w:t>(Adopted from the Data Pipeline Framework §2.4a.)</w:t>
+      </w:r>
+    </w:p>
+    <w:p>
+      <w:pPr/>
+      <w:r>
+        <w:rPr>
+          <w:b/>
+        </w:rPr>
+        <w:t>The navigation registry is a single-writer record of the same shape.</w:t>
+      </w:r>
+      <w:r>
+        <w:t xml:space="preserve"> The whole front-application map is one Mongo document per build per environment, carrying an instance object — build, commit, env, live — that is its identity and state. The deploy appends a new live instance and retires the predecessor's live flag; that flag is the only field ever mutated on an existing document, and the history is otherwise append-only, with exactly one instance live per environment. The prohibitions are withheld grants and store invariants rather than rules someone remembered: a unique partial index on instance.env where live is true means the store itself refuses a second live per environment; the collection is writable by the deploying identity alone and every runtime identity only reads it; one canonical library function does validate-insert-retire in a single transaction, and a pre-commit scan rejects any other code that touches the collection; a $jsonSchema validator on the collection mirrors the registry schema; and the audit asserts the history invariant in its sweep. Generated from source at build, it cannot name a route or tool the build does not carry — the authorisation-adjacent record whose presence is itself the allowlist.</w:t>
+      </w:r>
+    </w:p>
+    <w:p>
+      <w:pPr/>
+      <w:r>
+        <w:rPr>
+          <w:b/>
+        </w:rPr>
+        <w:t>Least privilege has an internal face as well as the external boundaries of §4.</w:t>
+      </w:r>
+      <w:r>
+        <w:t xml:space="preserve"> Which tool may call which is the may_call graph the registry declares, and it is the allowlist for tool-to-tool traffic: a call absent from may_call is refused, and presence in the registry is the whole of the grant. The generator enforces referential integrity and refuses a registry whose call map contains a circle, so the internal call surface is a checked acyclic graph — least privilege expressed on the call graph and verified at build rather than asserted in prose.</w:t>
       </w:r>
     </w:p>
     <w:p>
@@ -9040,6 +9193,18 @@
           <w:b/>
         </w:rPr>
         <w:t>nothing states who owns that trade.</w:t>
+      </w:r>
+    </w:p>
+    <w:p>
+      <w:pPr/>
+      <w:r>
+        <w:rPr>
+          <w:b/>
+        </w:rPr>
+        <w:t>[I]</w:t>
+      </w:r>
+      <w:r>
+        <w:t xml:space="preserve"> That trade is current state, and the target moves it onto a named component. The standalone classifier and its hand-maintained prompt and taxonomy retire: the UtteranceManager becomes the classifier, answering in one model call — a cached preamble plus every tool's registry-declared fragment in, the set of routes out — and it holds no parameters and no window policy of its own. The intelligence that scopes a pass — which fragments to present, page-first or broad, and how rigor escalates from a first mining pass to a refinement — lives in the UniversalNavigator's dispatch code. So the data-export window this section flags as unowned becomes a property of the Navigator's scoping code and the UtteranceManager preamble, and the question of who owns the trade lands on a named component rather than nowhere.</w:t>
       </w:r>
     </w:p>
     <w:p>
@@ -10062,6 +10227,9 @@
               </w:rPr>
               <w:t>The security audit stream for logins; the conversation archive for every utterance, verbatim, attributed, carrying both the time made and the time archived so latency is measurable.</w:t>
             </w:r>
+            <w:r>
+              <w:t xml:space="preserve"> The UniversalNavigator and its proxies instrument every failure they see — a dispatch that dies, a callback that never comes, a timeout, a merge conflict — with timings and a severity matching impact, because the caller is the client that logs the failures of what it calls.</w:t>
+            </w:r>
           </w:p>
         </w:tc>
       </w:tr>
@@ -10148,6 +10316,9 @@
                 <w:sz w:val="22"/>
               </w:rPr>
               <w:t xml:space="preserve"> R-30.</w:t>
+            </w:r>
+            <w:r>
+              <w:t xml:space="preserve"> The navigation registry is single-writer and append-only — writable by the deploying identity alone, one live instance per environment enforced by a unique partial index — so what is live can be read back and contradicted.</w:t>
             </w:r>
           </w:p>
         </w:tc>
@@ -10717,7 +10888,7 @@
         <w:rPr>
           <w:b/>
         </w:rPr>
-        <w:t>[I] Result, applied to six security facts.</w:t>
+        <w:t>[I] Result, applied to seven security facts: six current, and one the target adds.</w:t>
       </w:r>
     </w:p>
     <w:tbl>
@@ -11259,6 +11430,48 @@
           </w:p>
         </w:tc>
       </w:tr>
+      <w:tr>
+        <w:tc>
+          <w:tcPr>
+            <w:tcW w:type="dxa" w:w="2160"/>
+          </w:tcPr>
+          <w:p>
+            <w:r>
+              <w:t>which navigation registry is live per environment</w:t>
+            </w:r>
+          </w:p>
+        </w:tc>
+        <w:tc>
+          <w:tcPr>
+            <w:tcW w:type="dxa" w:w="2160"/>
+          </w:tcPr>
+          <w:p>
+            <w:r>
+              <w:t>the registry document's live instance flag</w:t>
+            </w:r>
+          </w:p>
+        </w:tc>
+        <w:tc>
+          <w:tcPr>
+            <w:tcW w:type="dxa" w:w="2160"/>
+          </w:tcPr>
+          <w:p>
+            <w:r>
+              <w:t>the store itself, read back under the unique partial index on instance.env where live is true</w:t>
+            </w:r>
+          </w:p>
+        </w:tc>
+        <w:tc>
+          <w:tcPr>
+            <w:tcW w:type="dxa" w:w="2160"/>
+          </w:tcPr>
+          <w:p>
+            <w:r>
+              <w:t>target: the reading is independent by construction — the deploying identity writes, every runtime identity reads, one live per environment the store enforces — but not yet built or exercised</w:t>
+            </w:r>
+          </w:p>
+        </w:tc>
+      </w:tr>
     </w:tbl>
     <w:p/>
     <w:p>
@@ -11266,10 +11479,10 @@
         <w:rPr>
           <w:b/>
         </w:rPr>
-        <w:t>Zero of six fully independent.</w:t>
-      </w:r>
-      <w:r>
-        <w:t xml:space="preserve"> One has the right shape. That fraction is the roadmap: independence of the reading is the whole game.</w:t>
+        <w:t>Zero of the six current facts is fully independent.</w:t>
+      </w:r>
+      <w:r>
+        <w:t xml:space="preserve"> One has the right shape, and the seventh is a target whose independent reading the store's own index would supply. That fraction is the roadmap: independence of the reading is the whole game.</w:t>
       </w:r>
     </w:p>
     <w:p>
@@ -11872,6 +12085,70 @@
                 <w:sz w:val="22"/>
               </w:rPr>
               <w:t>not built; requires the live read of §12.2</w:t>
+            </w:r>
+          </w:p>
+        </w:tc>
+      </w:tr>
+      <w:tr>
+        <w:tc>
+          <w:tcPr>
+            <w:tcW w:type="dxa" w:w="2880"/>
+          </w:tcPr>
+          <w:p>
+            <w:r>
+              <w:t>6</w:t>
+            </w:r>
+          </w:p>
+        </w:tc>
+        <w:tc>
+          <w:tcPr>
+            <w:tcW w:type="dxa" w:w="2880"/>
+          </w:tcPr>
+          <w:p>
+            <w:r>
+              <w:t>the navigation registry it generated names more than one live instance for any environment, or names a route or tool the build did not generate from source</w:t>
+            </w:r>
+          </w:p>
+        </w:tc>
+        <w:tc>
+          <w:tcPr>
+            <w:tcW w:type="dxa" w:w="2880"/>
+          </w:tcPr>
+          <w:p>
+            <w:r>
+              <w:t>not built; enforced at insert by the store's unique partial index</w:t>
+            </w:r>
+          </w:p>
+        </w:tc>
+      </w:tr>
+      <w:tr>
+        <w:tc>
+          <w:tcPr>
+            <w:tcW w:type="dxa" w:w="2880"/>
+          </w:tcPr>
+          <w:p>
+            <w:r>
+              <w:t>7</w:t>
+            </w:r>
+          </w:p>
+        </w:tc>
+        <w:tc>
+          <w:tcPr>
+            <w:tcW w:type="dxa" w:w="2880"/>
+          </w:tcPr>
+          <w:p>
+            <w:r>
+              <w:t>the may_call graph the registry declares contains a cycle, or a subscription or may_call entry names a route or tool absent from the registry</w:t>
+            </w:r>
+          </w:p>
+        </w:tc>
+        <w:tc>
+          <w:tcPr>
+            <w:tcW w:type="dxa" w:w="2880"/>
+          </w:tcPr>
+          <w:p>
+            <w:r>
+              <w:t>not built; the generator enforces it</w:t>
             </w:r>
           </w:p>
         </w:tc>

--- a/architecture/TargetArchitecture/2_SecurityFramework.docx
+++ b/architecture/TargetArchitecture/2_SecurityFramework.docx
@@ -1692,7 +1692,7 @@
         <w:t>the component is two components.</w:t>
       </w:r>
       <w:r>
-        <w:t xml:space="preserve"> A boundary inside a process that the identity model cannot express is a boundary the architecture has not drawn. The security reasoning, as distinct from the parent's: a merged identity makes the audit record name the component rather than the function; two credentials in one process means a defect in either function reaches both grant sets, so the separation buys nothing. Splitting is the only one of the three that makes the boundary real at runtime. The Enterprise Architecture §4 rules on this; the deciding case is on the operator's list (§14, D-10).</w:t>
+        <w:t xml:space="preserve"> A boundary inside a process that the identity model cannot express is a boundary the architecture has not drawn. The security reasoning, as distinct from the parent's: a merged identity makes the audit record name the component rather than the function; two credentials in one process means a defect in either function reaches both grant sets, so the separation buys nothing. Splitting is the only one of the three that makes the boundary real at runtime. The Enterprise Architecture §4 rules on this; the deciding case is on the operator's list.</w:t>
       </w:r>
     </w:p>
     <w:p>
@@ -1702,7 +1702,7 @@
       <w:r>
         <w:drawing>
           <wp:inline xmlns:a="http://schemas.openxmlformats.org/drawingml/2006/main" xmlns:pic="http://schemas.openxmlformats.org/drawingml/2006/picture">
-            <wp:extent cx="4306973" cy="7680959"/>
+            <wp:extent cx="3385113" cy="7680959"/>
             <wp:docPr id="1" name="Picture 1"/>
             <wp:cNvGraphicFramePr>
               <a:graphicFrameLocks noChangeAspect="1"/>
@@ -1723,7 +1723,7 @@
                   <pic:spPr>
                     <a:xfrm>
                       <a:off x="0" y="0"/>
-                      <a:ext cx="4306973" cy="7680959"/>
+                      <a:ext cx="3385113" cy="7680959"/>
                     </a:xfrm>
                     <a:prstGeom prst="rect"/>
                   </pic:spPr>
@@ -2070,7 +2070,7 @@
       <w:r>
         <w:drawing>
           <wp:inline xmlns:a="http://schemas.openxmlformats.org/drawingml/2006/main" xmlns:pic="http://schemas.openxmlformats.org/drawingml/2006/picture">
-            <wp:extent cx="8001000" cy="3407229"/>
+            <wp:extent cx="6996312" cy="3407229"/>
             <wp:docPr id="2" name="Picture 2"/>
             <wp:cNvGraphicFramePr>
               <a:graphicFrameLocks noChangeAspect="1"/>
@@ -2091,7 +2091,7 @@
                   <pic:spPr>
                     <a:xfrm>
                       <a:off x="0" y="0"/>
-                      <a:ext cx="8001000" cy="3407229"/>
+                      <a:ext cx="6996312" cy="3407229"/>
                     </a:xfrm>
                     <a:prstGeom prst="rect"/>
                   </pic:spPr>
@@ -3899,7 +3899,7 @@
       <w:r>
         <w:drawing>
           <wp:inline xmlns:a="http://schemas.openxmlformats.org/drawingml/2006/main" xmlns:pic="http://schemas.openxmlformats.org/drawingml/2006/picture">
-            <wp:extent cx="5715000" cy="5078968"/>
+            <wp:extent cx="4222648" cy="5078968"/>
             <wp:docPr id="3" name="Picture 3"/>
             <wp:cNvGraphicFramePr>
               <a:graphicFrameLocks noChangeAspect="1"/>
@@ -3920,7 +3920,7 @@
                   <pic:spPr>
                     <a:xfrm>
                       <a:off x="0" y="0"/>
-                      <a:ext cx="5715000" cy="5078968"/>
+                      <a:ext cx="4222648" cy="5078968"/>
                     </a:xfrm>
                     <a:prstGeom prst="rect"/>
                   </pic:spPr>
@@ -4987,7 +4987,7 @@
         <w:t>So two clauses of an approved requirement are gaps and are carried as R-36.</w:t>
       </w:r>
       <w:r>
-        <w:t xml:space="preserve"> Neither is closed by choosing a lifetime. The self-mint clause needs an issuer, which is R-17. The management-cycle clause needs the firm to say what a management cycle is, which is a decision and not code — §14, D-4.</w:t>
+        <w:t xml:space="preserve"> Neither is closed by choosing a lifetime. The self-mint clause needs an issuer, which is R-17. The management-cycle clause needs the firm to say what a management cycle is, which is a decision and not code.</w:t>
       </w:r>
     </w:p>
     <w:p>
@@ -5598,7 +5598,7 @@
         <w:t>Two approved requirements contradict each other; this document does not choose between them.</w:t>
       </w:r>
       <w:r>
-        <w:t xml:space="preserve"> §14, D-4.</w:t>
+        <w:t>.</w:t>
       </w:r>
     </w:p>
     <w:p>
@@ -8323,13 +8323,12 @@
         <w:t>It is not one of the sixteen controls §12.1 assessed</w:t>
       </w:r>
       <w:r>
-        <w:t xml:space="preserve">, and it would make three passing rather than two — </w:t>
+        <w:t>, and it would make three passing rather than two</w:t>
       </w:r>
       <w:r>
         <w:rPr>
           <w:b/>
         </w:rPr>
-        <w:t>conditional on D-3</w:t>
       </w:r>
       <w:r>
         <w:t>, because an S-1 pass taken from a declaration is an S-1 pass nobody has checked. That is S-2 applying to S-1's own result, which is exactly what §12.1 says the check requires.</w:t>
@@ -8379,7 +8378,7 @@
         <w:rPr>
           <w:i/>
         </w:rPr>
-        <w:t xml:space="preserve"> — the operator's standing direction, which names the resting role pair, the named-work elevation and the immediate withdrawal. Not behaviour and not data: no code administers this, and the platform was not queried in this pass — §14, D-3 — so the resting state is </w:t>
+        <w:t xml:space="preserve"> — the operator's standing direction, which names the resting role pair, the named-work elevation and the immediate withdrawal. Not behaviour and not data: no code administers this, and the platform was not queried in this pass so the resting state is </w:t>
       </w:r>
       <w:r>
         <w:rPr>
@@ -8428,7 +8427,7 @@
         <w:rPr>
           <w:b/>
         </w:rPr>
-        <w:t>The asymmetry this exposes, which is §14's D-12.</w:t>
+        <w:t>The asymmetry this exposes.</w:t>
       </w:r>
       <w:r>
         <w:t xml:space="preserve"> On the database control plane the agent has no standing write authority and cannot obtain any by itself. On the directory and cloud control plane it holds Owner at subscription scope and user-access administration at tenant root, both unconditioned and both standing. One plane is administered in time; the other is held outright. The two are the same kind of authority over the same firm.</w:t>
@@ -9164,7 +9163,7 @@
         <w:rPr>
           <w:b/>
         </w:rPr>
-        <w:t>Two vendors, per request.</w:t>
+        <w:t>Three vendors are live — OpenAI, Anthropic and Google — and any single chat request crosses to two of them.</w:t>
       </w:r>
       <w:r>
         <w:t xml:space="preserve"> One sentence crosses to two distinct third parties.</w:t>
@@ -9236,6 +9235,18 @@
       </w:r>
       <w:r>
         <w:t xml:space="preserve"> The code does the reverse (R-10), and this is the one place where a security defect and a safety feature are the same code path.</w:t>
+      </w:r>
+    </w:p>
+    <w:p>
+      <w:pPr/>
+      <w:r>
+        <w:rPr>
+          <w:b/>
+        </w:rPr>
+        <w:t>[I]</w:t>
+      </w:r>
+      <w:r>
+        <w:t xml:space="preserve"> The safety feature named there is layered, not a single non-deterministic model call. On a never-before-seen utterance an LLM classifier still makes the first call, now pinned to temperature 0 — it had run at the model default, which flipped borderline emergencies, a real defect since fixed. Every lockout the lockout_tool imposes records the uppercased verbatim utterance into a UserLockOutUtterances collection with a count, so a later utterance of exactly those words is a deterministic repeat that never reaches the model. ChatHealthy staff review a monthly operational report of those utterances, ordered by frequency, and curate which learned phrases become trusted deterministic triggers. The net is the model for the unknown and a curated, crowd-sourced exact-match list for the known.</w:t>
       </w:r>
     </w:p>
     <w:p>
@@ -9383,7 +9394,7 @@
       <w:r>
         <w:drawing>
           <wp:inline xmlns:a="http://schemas.openxmlformats.org/drawingml/2006/main" xmlns:pic="http://schemas.openxmlformats.org/drawingml/2006/picture">
-            <wp:extent cx="5715000" cy="5171361"/>
+            <wp:extent cx="5715000" cy="3152735"/>
             <wp:docPr id="5" name="Picture 5"/>
             <wp:cNvGraphicFramePr>
               <a:graphicFrameLocks noChangeAspect="1"/>
@@ -9404,7 +9415,7 @@
                   <pic:spPr>
                     <a:xfrm>
                       <a:off x="0" y="0"/>
-                      <a:ext cx="5715000" cy="5171361"/>
+                      <a:ext cx="5715000" cy="3152735"/>
                     </a:xfrm>
                     <a:prstGeom prst="rect"/>
                   </pic:spPr>
@@ -12925,7 +12936,7 @@
               <w:rPr>
                 <w:sz w:val="22"/>
               </w:rPr>
-              <w:t xml:space="preserve"> — §14, D-6. Meanwhile the document naming a non-existent control should not stand.</w:t>
+              <w:t>. Meanwhile the document naming a non-existent control should not stand.</w:t>
             </w:r>
           </w:p>
         </w:tc>
@@ -14421,7 +14432,7 @@
               <w:rPr>
                 <w:sz w:val="22"/>
               </w:rPr>
-              <w:t>Restore issuance, or amend the requirement — §14, D-4.</w:t>
+              <w:t>Restore issuance, or amend the requirement.</w:t>
             </w:r>
           </w:p>
         </w:tc>
@@ -14600,7 +14611,7 @@
               <w:rPr>
                 <w:sz w:val="22"/>
               </w:rPr>
-              <w:t>Self-mint needs an issuer, which is R-17. The cycle needs the firm to state what a management cycle is — §14, D-4. Delete the dead minting path rather than leave it looking like a mechanism.</w:t>
+              <w:t>Self-mint needs an issuer, which is R-17. The cycle needs the firm to state what a management cycle is. Delete the dead minting path rather than leave it looking like a mechanism.</w:t>
             </w:r>
           </w:p>
         </w:tc>
@@ -15421,7 +15432,7 @@
               <w:rPr>
                 <w:sz w:val="22"/>
               </w:rPr>
-              <w:t>Operator decision — §14, D-5. Both dispositions are compliant with a different clause and neither is available to this document.</w:t>
+              <w:t>Both dispositions are compliant with a different clause and neither is available to this document.</w:t>
             </w:r>
           </w:p>
         </w:tc>
@@ -15522,7 +15533,7 @@
               <w:rPr>
                 <w:sz w:val="22"/>
               </w:rPr>
-              <w:t>Register the address on the Gate for the firm-originated case. The platform-probe case needs the operator to say whether a platform's liveness contract is in scope at all — §14, D-8.</w:t>
+              <w:t>Register the address on the Gate for the firm-originated case. The platform-probe case needs the operator to say whether a platform's liveness contract is in scope at all.</w:t>
             </w:r>
           </w:p>
         </w:tc>
@@ -16239,7 +16250,7 @@
               <w:rPr>
                 <w:sz w:val="22"/>
               </w:rPr>
-              <w:t>Blocked on D-3. Stated as unverified rather than asserted.</w:t>
+              <w:t>Stated as unverified rather than asserted.</w:t>
             </w:r>
           </w:p>
         </w:tc>
@@ -16273,225 +16284,7 @@
         <w:t>Phase 5a</w:t>
       </w:r>
       <w:r>
-        <w:t>, which registers the addresses the firm does not originate traffic to and dispatches them through the Gate's fact-collection path. R-35 is not closed by that phase and cannot be: it is an operator decision (§14, D-5), and the phase records it as blocked on one.</w:t>
-      </w:r>
-    </w:p>
-    <w:p>
-      <w:pPr>
-        <w:pStyle w:val="Heading2"/>
-      </w:pPr>
-      <w:r>
-        <w:t>14. Open questions — operator only</w:t>
-      </w:r>
-    </w:p>
-    <w:p>
-      <w:r>
-        <w:t>The consolidated list is the Enterprise Architecture's to carry. These are the ones that originate here or that this document cannot close.</w:t>
-      </w:r>
-    </w:p>
-    <w:p>
-      <w:r>
-        <w:rPr>
-          <w:b/>
-        </w:rPr>
-        <w:t>D-2. Is the agent's privilege meant to be the declared constrained role, or the live union?</w:t>
-      </w:r>
-      <w:r>
-        <w:t xml:space="preserve"> Three sub-decisions, ordered by leverage: withdraw vault-wide administration on the credential vault (one assignment, and the single highest-leverage change in the codebase); withdraw tenant-root user-access administration, which can restore anything ever removed; restore the role definition and remove the additive Owner, so the condition means what it was designed to mean. </w:t>
-      </w:r>
-      <w:r>
-        <w:rPr>
-          <w:b/>
-        </w:rPr>
-        <w:t>Everything else in this register is conditional on this.</w:t>
-      </w:r>
-    </w:p>
-    <w:p>
-      <w:r>
-        <w:rPr>
-          <w:b/>
-        </w:rPr>
-        <w:t>D-3. May one read-only enumeration of the database control plane be run?</w:t>
-      </w:r>
-      <w:r>
-        <w:t xml:space="preserve"> Two grant facts nobody has established, and this document does not query them: the credential that would read them is the same key whose elevated state rewrites them, so a reading taken with it is not a reading by a principal that cannot also write. Its resting state is read-only by the operator's direction (§8.4.1) and that resting state has itself never been read back off the platform, which is the same S-2 gap one level down. </w:t>
-      </w:r>
-      <w:r>
-        <w:rPr>
-          <w:b/>
-        </w:rPr>
-        <w:t>What is asked is a yes to one read</w:t>
-      </w:r>
-      <w:r>
-        <w:t>, which is the prerequisite for closing R-19 and for any independent reading of the grant matrix. The separate question of splitting the plane into two credentials is largely answered by §8.4.1 — the split exists in time rather than in two keys — and what remains of it is whether an auditing credential should exist that cannot be elevated at all.</w:t>
-      </w:r>
-    </w:p>
-    <w:p>
-      <w:r>
-        <w:rPr>
-          <w:b/>
-        </w:rPr>
-        <w:t>D-12. Should the agent's directory and cloud authority work the way its database authority works — no standing write, elevated under supervision for named work, withdrawn on completion?</w:t>
-      </w:r>
-      <w:r>
-        <w:t xml:space="preserve"> The mechanism is not hypothetical: it is running on the database control plane, described in §8.4.1, and it satisfies S-1 in the one way an assignment condition does not — the constrained party cannot perform its own elevation, so there is no union to check and no second hop to enumerate. On the other plane the agent holds Owner at subscription scope and user-access administration at tenant root, standing and unconditioned, which is what makes D-2's conditioned grant withhold nothing.</w:t>
-      </w:r>
-    </w:p>
-    <w:p>
-      <w:r>
-        <w:rPr>
-          <w:b/>
-        </w:rPr>
-        <w:t>The operator's stated leaning is that the answer is probably yes.</w:t>
-      </w:r>
-      <w:r>
-        <w:t xml:space="preserve"> It is recorded here as a leaning and not as a decision, because the cost falls entirely on him: every elevation is a human act, and an operating model whose point is that the agent does the hands-on work and the human supervises is a model where each elevation is an interruption. That trade is his to price, and nothing here implements it. Two things would need settling with it — what unit of work an elevation is scoped to, and what the agent does when it meets an unmet grant mid-task, which the firm's own discipline already answers as </w:t>
-      </w:r>
-      <w:r>
-        <w:rPr>
-          <w:i/>
-        </w:rPr>
-        <w:t>escalate, do not route around</w:t>
-      </w:r>
-      <w:r>
-        <w:t>. Related: D-1, D-2.</w:t>
-      </w:r>
-    </w:p>
-    <w:p>
-      <w:r>
-        <w:rPr>
-          <w:b/>
-        </w:rPr>
-        <w:t>D-4. Which PKI requirement set governs, and was deleting the CA a decision?</w:t>
-      </w:r>
-      <w:r>
-        <w:t xml:space="preserve"> Four parts — lifetime, registry location, subject naming, who may request — in which two approved requirements contradict each other, plus whether the deleted issuance path is a deliberate architectural decision or a regression. </w:t>
-      </w:r>
-      <w:r>
-        <w:rPr>
-          <w:b/>
-        </w:rPr>
-        <w:t>This document authors nothing here.</w:t>
-      </w:r>
-      <w:r>
-        <w:t xml:space="preserve"> One part is narrower than the rest and can be answered on its own: </w:t>
-      </w:r>
-      <w:r>
-        <w:rPr>
-          <w:rFonts w:ascii="Consolas" w:hAnsi="Consolas"/>
-          <w:sz w:val="17"/>
-        </w:rPr>
-        <w:t>EPIC-002-F-003-S-006-REQ-B-004</w:t>
-      </w:r>
-      <w:r>
-        <w:t xml:space="preserve"> requires a long-lived certificate to expire inside one </w:t>
-      </w:r>
-      <w:r>
-        <w:rPr>
-          <w:b/>
-        </w:rPr>
-        <w:t>management cycle</w:t>
-      </w:r>
-      <w:r>
-        <w:t>, and no artifact anywhere says what a management cycle is, so the clause cannot be met or tested until the firm names an interval. R-36.</w:t>
-      </w:r>
-    </w:p>
-    <w:p>
-      <w:r>
-        <w:rPr>
-          <w:b/>
-        </w:rPr>
-        <w:t>D-5. Where does session issuance live?</w:t>
-      </w:r>
-      <w:r>
-        <w:t xml:space="preserve"> This is the one Gate question that is a genuine either/or rather than scheduled work, and only the operator picks. An unauthenticated op </w:t>
-      </w:r>
-      <w:r>
-        <w:rPr>
-          <w:b/>
-        </w:rPr>
-        <w:t>on</w:t>
-      </w:r>
-      <w:r>
-        <w:t xml:space="preserve"> the Gate weakens </w:t>
-      </w:r>
-      <w:r>
-        <w:rPr>
-          <w:i/>
-        </w:rPr>
-        <w:t>no op is exempt</w:t>
-      </w:r>
-      <w:r>
-        <w:t xml:space="preserve">; a separate endpoint weakens </w:t>
-      </w:r>
-      <w:r>
-        <w:rPr>
-          <w:i/>
-        </w:rPr>
-        <w:t>one entrance</w:t>
-      </w:r>
-      <w:r>
-        <w:t xml:space="preserve">. Both are compliant with a different clause of the same requirement, so neither is available to this document. Note the two halves differ: </w:t>
-      </w:r>
-      <w:r>
-        <w:rPr>
-          <w:b/>
-        </w:rPr>
-        <w:t>minting</w:t>
-      </w:r>
-      <w:r>
-        <w:t xml:space="preserve"> a new session needs no credential and confers nothing, while </w:t>
-      </w:r>
-      <w:r>
-        <w:rPr>
-          <w:b/>
-        </w:rPr>
-        <w:t>resuming</w:t>
-      </w:r>
-      <w:r>
-        <w:t xml:space="preserve"> one is a defect wherever the route lives (R-6). R-35.</w:t>
-      </w:r>
-    </w:p>
-    <w:p>
-      <w:r>
-        <w:rPr>
-          <w:b/>
-        </w:rPr>
-        <w:t>D-8. Is a platform's liveness contract in scope?</w:t>
-      </w:r>
-      <w:r>
-        <w:t xml:space="preserve"> A platform probing a host it runs is not a client call. Where the firm's own client or chain calls a health route, that is a route outside the Gate like any other and needs no decision. Where a hosting platform requires a route at an address it chose, the firm registers the address and cannot choose the method — the requirement accommodates that, and what remains is whether such a route is the firm's traffic at all. R-34.</w:t>
-      </w:r>
-    </w:p>
-    <w:p>
-      <w:r>
-        <w:rPr>
-          <w:b/>
-        </w:rPr>
-        <w:t>D-6. What must be true of an agent's tool call?</w:t>
-      </w:r>
-      <w:r>
-        <w:t xml:space="preserve"> The requirements written against the relevant hook state path denials inherited from a deleted rule. </w:t>
-      </w:r>
-      <w:r>
-        <w:rPr>
-          <w:b/>
-        </w:rPr>
-        <w:t>Nothing approved states what an agent may do to a remote system with no human present.</w:t>
-      </w:r>
-      <w:r>
-        <w:t xml:space="preserve"> A shape has been proposed by the DevOps Governance Framework and not adopted by anyone.</w:t>
-      </w:r>
-    </w:p>
-    <w:p>
-      <w:r>
-        <w:rPr>
-          <w:b/>
-        </w:rPr>
-        <w:t>D-7′. Should a requirement compel the vendor data-class declaration, and should a vendor be placed under contractual terms?</w:t>
-      </w:r>
-      <w:r>
-        <w:t xml:space="preserve"> The architecture can bound what is sent; only a contract bounds what is kept.</w:t>
+        <w:t>, which registers the addresses the firm does not originate traffic to and dispatches them through the Gate's fact-collection path. R-35 is not closed by that phase and cannot be: it is an operator decision, and the phase records it as blocked on one.</w:t>
       </w:r>
     </w:p>
     <w:p>

--- a/architecture/TargetArchitecture/2_SecurityFramework.docx
+++ b/architecture/TargetArchitecture/2_SecurityFramework.docx
@@ -2070,7 +2070,7 @@
       <w:r>
         <w:drawing>
           <wp:inline xmlns:a="http://schemas.openxmlformats.org/drawingml/2006/main" xmlns:pic="http://schemas.openxmlformats.org/drawingml/2006/picture">
-            <wp:extent cx="6996312" cy="3407229"/>
+            <wp:extent cx="6661667" cy="3407229"/>
             <wp:docPr id="2" name="Picture 2"/>
             <wp:cNvGraphicFramePr>
               <a:graphicFrameLocks noChangeAspect="1"/>
@@ -2091,7 +2091,7 @@
                   <pic:spPr>
                     <a:xfrm>
                       <a:off x="0" y="0"/>
-                      <a:ext cx="6996312" cy="3407229"/>
+                      <a:ext cx="6661667" cy="3407229"/>
                     </a:xfrm>
                     <a:prstGeom prst="rect"/>
                   </pic:spPr>
@@ -2112,7 +2112,7 @@
           <w:color w:val="6B7280"/>
           <w:sz w:val="17"/>
         </w:rPr>
-        <w:t>Every arrow crossing a zone edge is labelled with the credential presented, not the protocol. Three arrows are marked as defective: the agent's direct path to the platform, the component-to-component call that disables peer verification, and the deploy's own read-back.</w:t>
+        <w:t>Every arrow crossing a zone edge is labelled with the credential presented, not the protocol. No arrow is marked as defective; the diagram carries one open question, on the platform liveness probe's path into the Gate — its GET /health arrives with no session token and no proof and is answered from Mongo, and N31 asks whether a platform's liveness probe is the firm's traffic at all. The two component-to-component calls are drawn as sound: the UniversalNavigator signs each dispatch out to the FindCare and EvaluateCare containers as tool_to_tool, and the reply returns as an internal_callback verified by our own signature. The agent, claudeCodeAgent, is drawn reaching nothing directly but MongoDB — like every other identity it connects only through ChatHealthyMongoUtilities, each holding its own certificate. There is no deploy node and no deploy arrow in the diagram.</w:t>
       </w:r>
     </w:p>
     <w:p>
@@ -3899,7 +3899,7 @@
       <w:r>
         <w:drawing>
           <wp:inline xmlns:a="http://schemas.openxmlformats.org/drawingml/2006/main" xmlns:pic="http://schemas.openxmlformats.org/drawingml/2006/picture">
-            <wp:extent cx="4222648" cy="5078968"/>
+            <wp:extent cx="4222648" cy="4688039"/>
             <wp:docPr id="3" name="Picture 3"/>
             <wp:cNvGraphicFramePr>
               <a:graphicFrameLocks noChangeAspect="1"/>
@@ -3920,7 +3920,7 @@
                   <pic:spPr>
                     <a:xfrm>
                       <a:off x="0" y="0"/>
-                      <a:ext cx="4222648" cy="5078968"/>
+                      <a:ext cx="4222648" cy="4688039"/>
                     </a:xfrm>
                     <a:prstGeom prst="rect"/>
                   </pic:spPr>
@@ -5624,7 +5624,7 @@
     </w:p>
     <w:p>
       <w:r>
-        <w:t xml:space="preserve">The application is stateless on the server: state lives long-term in the user store and short-term in a session store. That matters to security rather than to scaling — session content is expected to hold PHI, financial detail and, eventually, credentials to external portals, so it is written where access can be granted and audited rather than held in a process nothing audits. </w:t>
+        <w:t xml:space="preserve">The application is stateless on the server: state lives in MongoDB, long-term in a Registered Users collection and short-term in a Session collection — two separate entities, because a person may be a registered user or a guest and the two are managed distinctly. That matters to security rather than to scaling — session content is expected to hold PHI, financial detail and, eventually, credentials to external portals, so it is written where access can be granted and audited rather than held in a process nothing audits. </w:t>
       </w:r>
       <w:r>
         <w:rPr>
@@ -9203,7 +9203,7 @@
         <w:t>[I]</w:t>
       </w:r>
       <w:r>
-        <w:t xml:space="preserve"> That trade is current state, and the target moves it onto a named component. The standalone classifier and its hand-maintained prompt and taxonomy retire: the UtteranceManager becomes the classifier, answering in one model call — a cached preamble plus every tool's registry-declared fragment in, the set of routes out — and it holds no parameters and no window policy of its own. The intelligence that scopes a pass — which fragments to present, page-first or broad, and how rigor escalates from a first mining pass to a refinement — lives in the UniversalNavigator's dispatch code. So the data-export window this section flags as unowned becomes a property of the Navigator's scoping code and the UtteranceManager preamble, and the question of who owns the trade lands on a named component rather than nowhere.</w:t>
+        <w:t xml:space="preserve"> That trade is current state, and the target moves it onto a named component. The standalone classifier and its hand-maintained prompt and taxonomy retire: the UtteranceManager becomes the single conversational surface, classifying the utterance in one model call — a cached preamble plus every tool's registry-declared fragment in, the set of routes out — and holding no parameters and no window policy of its own. It is also the only component that ever addresses the user, through one capability, RequestUsersRefinement, in every case: RequestUsersRefinement() when the UtteranceManager's own model authors the question because classification found no dispatchable route or a slot is missing, and RequestUsersRefinement(question) when a dispatched tool authored the question and the UtteranceManager delivers it — a tool never speaks to the user directly. A tool signals that it is asking rather than answering by populating a UserRefinementRequestText field on its Pydantic output; an empty field means the tool answered. That output-field wiring is stated here as the target and is not yet built. The intelligence that scopes a pass — which fragments to present, and whether the pass goes page-first or broad — lives in the UniversalNavigator's dispatch code. So the data-export window this section flags as unowned becomes a property of the Navigator's scoping code and the UtteranceManager preamble, and the question of who owns the trade lands on a named component rather than nowhere.</w:t>
       </w:r>
     </w:p>
     <w:p>
@@ -9394,7 +9394,7 @@
       <w:r>
         <w:drawing>
           <wp:inline xmlns:a="http://schemas.openxmlformats.org/drawingml/2006/main" xmlns:pic="http://schemas.openxmlformats.org/drawingml/2006/picture">
-            <wp:extent cx="5715000" cy="3152735"/>
+            <wp:extent cx="5715000" cy="2914911"/>
             <wp:docPr id="5" name="Picture 5"/>
             <wp:cNvGraphicFramePr>
               <a:graphicFrameLocks noChangeAspect="1"/>
@@ -9415,7 +9415,7 @@
                   <pic:spPr>
                     <a:xfrm>
                       <a:off x="0" y="0"/>
-                      <a:ext cx="5715000" cy="3152735"/>
+                      <a:ext cx="5715000" cy="2914911"/>
                     </a:xfrm>
                     <a:prstGeom prst="rect"/>
                   </pic:spPr>
@@ -17016,6 +17016,547 @@
       </w:r>
       <w:r>
         <w:t xml:space="preserve"> A firm that adopts only the identity model and the boundaries has built a security architecture. A firm that adopts §2 as well has built one that can be audited by someone who does not trust the party that wrote it — which, in an AI-native corporation, is the only kind worth having.</w:t>
+      </w:r>
+    </w:p>
+    <w:p>
+      <w:pPr>
+        <w:pStyle w:val="Heading2"/>
+      </w:pPr>
+      <w:r>
+        <w:t>Appendix — Findings, Issues and Open Issues</w:t>
+      </w:r>
+    </w:p>
+    <w:p>
+      <w:r>
+        <w:t>Every finding, issue and open issue this document raises, gathered in one place and lost from nowhere. Entries carrying an R-number or a section reference are the same items numbered elsewhere in this document; their identifiers are preserved so cross-references still resolve. Entries A-45 through A-48 were surfaced by a current-state audit and are not referenced in the body. A finding is a verified fact of divergence or defect; an issue is a known gap needing work; an open issue is an unresolved decision or an unverified claim that is the operator's to settle.</w:t>
+      </w:r>
+    </w:p>
+    <w:p>
+      <w:r>
+        <w:rPr>
+          <w:b/>
+        </w:rPr>
+        <w:t xml:space="preserve">1. [Finding] R-28 — </w:t>
+      </w:r>
+      <w:r>
+        <w:t>§10 — The wrapper's message listener performs no origin check and one message type executes an attacker-supplied string as code in the wrapper's own origin (the origin holding the session token); the site publishes no CSP, so nothing blocks it. Evidence: behaviour.</w:t>
+      </w:r>
+    </w:p>
+    <w:p>
+      <w:r>
+        <w:rPr>
+          <w:b/>
+        </w:rPr>
+        <w:t xml:space="preserve">2. [Finding] R-29 — </w:t>
+      </w:r>
+      <w:r>
+        <w:t>§3.2/§5.3 — The agent holds unconditioned vault-wide administration on the vault holding every identity's certificate; since the certificate is the credential, the agent is every identity in the firm and the audit trail names whichever it presents. Evidence: data (live platform).</w:t>
+      </w:r>
+    </w:p>
+    <w:p>
+      <w:r>
+        <w:rPr>
+          <w:b/>
+        </w:rPr>
+        <w:t xml:space="preserve">3. [Finding] R-11 — </w:t>
+      </w:r>
+      <w:r>
+        <w:t>§3.1/§8.4 — The agent's custom role reads Actions:["*"] NotActions:[] DataActions:["*"] and withholds nothing; the self-including assignment condition governs nothing because unconditioned Owner sits beside it and platform RBAC unions a principal's assignments, with tenant-root User Access Administrator compounding it. Evidence: data (live platform).</w:t>
+      </w:r>
+    </w:p>
+    <w:p>
+      <w:r>
+        <w:rPr>
+          <w:b/>
+        </w:rPr>
+        <w:t xml:space="preserve">4. [Finding] R-22 — </w:t>
+      </w:r>
+      <w:r>
+        <w:t>§8.3 — The human-authorisation presence proof is a client-supplied string the server trusts; the real tests run in page JavaScript and arrive as a form field, and the approval URL is written to the gated process's own stdout on plain HTTP loopback. This is the shared function behind commit, promote and deploy authorisation. Evidence: behaviour.</w:t>
+      </w:r>
+    </w:p>
+    <w:p>
+      <w:r>
+        <w:rPr>
+          <w:b/>
+        </w:rPr>
+        <w:t xml:space="preserve">5. [Finding] R-1 — </w:t>
+      </w:r>
+      <w:r>
+        <w:t>§4.1 B6 — No enforcement gates a state-mutating call to a remote platform outside the sanctioned chain, at three independent levels: the rule's enforcement list is empty, the tool-use hook is not registered, and the harness permission layer is disabled. Evidence: behaviour.</w:t>
+      </w:r>
+    </w:p>
+    <w:p>
+      <w:r>
+        <w:rPr>
+          <w:b/>
+        </w:rPr>
+        <w:t xml:space="preserve">6. [Finding] R-33 — </w:t>
+      </w:r>
+      <w:r>
+        <w:t>§4.1 B5 — The deploy's read-back — the evidence path for the requirement making agreement the only evidence the deploy succeeded — runs over a TLS context with check_hostname=False and verify_mode=CERT_NONE, so anything answering on that address satisfies it. Evidence: behaviour (architecture/DevOpsBuildDeployAndEnvironmentManagement/_deploy_chain.py).</w:t>
+      </w:r>
+    </w:p>
+    <w:p>
+      <w:r>
+        <w:rPr>
+          <w:b/>
+        </w:rPr>
+        <w:t xml:space="preserve">7. [Finding] R-30 — </w:t>
+      </w:r>
+      <w:r>
+        <w:t>§7.2 — The append-only governance grant and the single-writer grant are control-plane objects, and the key that can replace either sits in plaintext on the workstation; its resting state is read-only (§8.4.1) so exposure is live only during an operator elevation, but inside that window nothing gates the change per action. Evidence: behaviour.</w:t>
+      </w:r>
+    </w:p>
+    <w:p>
+      <w:r>
+        <w:rPr>
+          <w:b/>
+        </w:rPr>
+        <w:t xml:space="preserve">8. [Finding] R-31 — </w:t>
+      </w:r>
+      <w:r>
+        <w:t>§8.3 — The git hooks directory is a workstation path, writable by the agent's own process and not version-controlled, so no commit gate observes a change to it; the post-commit rollback defends the bypass flag, not deletion of the hook. Evidence: behaviour.</w:t>
+      </w:r>
+    </w:p>
+    <w:p>
+      <w:r>
+        <w:rPr>
+          <w:b/>
+        </w:rPr>
+        <w:t xml:space="preserve">9. [Finding] R-2 — </w:t>
+      </w:r>
+      <w:r>
+        <w:t>§6.4 — The expected origin is read off the token being verified, so the comparison can never fail; one site does it correctly by passing a constant, and that site is the pattern. Evidence: behaviour.</w:t>
+      </w:r>
+    </w:p>
+    <w:p>
+      <w:r>
+        <w:rPr>
+          <w:b/>
+        </w:rPr>
+        <w:t xml:space="preserve">10. [Finding] R-14 — </w:t>
+      </w:r>
+      <w:r>
+        <w:t>§4.3 — Twenty runtime call sites disable peer certificate verification, the worst being the shared library base class — the same call that forwards the session token — so the library ships one line removing transport authentication from every tool that inherits it. Evidence: behaviour.</w:t>
+      </w:r>
+    </w:p>
+    <w:p>
+      <w:r>
+        <w:rPr>
+          <w:b/>
+        </w:rPr>
+        <w:t xml:space="preserve">11. [Finding] R-10 — </w:t>
+      </w:r>
+      <w:r>
+        <w:t>§9.2 — The consent and de-identification layer is specified and does not exist (no service, module or symbol); the verbatim distress utterance reaches a vendor via the classifier on every typed user's request, and the lockout path stores the trigger message and conversation history beside a network identifier. Evidence: behaviour.</w:t>
+      </w:r>
+    </w:p>
+    <w:p>
+      <w:r>
+        <w:rPr>
+          <w:b/>
+        </w:rPr>
+        <w:t xml:space="preserve">12. [Finding] R-20 — </w:t>
+      </w:r>
+      <w:r>
+        <w:t>§4.2 — One service authenticates none of its five routes; on one, a verification verdict is computed and never branched on, so a bad-signature token returns 200 with the full payload, and an unauthenticated endpoint enumerates which secret names are set in the process environment. Evidence: behaviour.</w:t>
+      </w:r>
+    </w:p>
+    <w:p>
+      <w:r>
+        <w:rPr>
+          <w:b/>
+        </w:rPr>
+        <w:t xml:space="preserve">13. [Finding] R-3 — </w:t>
+      </w:r>
+      <w:r>
+        <w:t>§6.2/§6.5 — The signed payload covers only a subset: the moving half of the nonce, the environment and both timestamps are unsigned and rewritable by an intermediary, and no expiry, freshness or replay check runs at verification though the helpers exist and are never called. Evidence: behaviour.</w:t>
+      </w:r>
+    </w:p>
+    <w:p>
+      <w:r>
+        <w:rPr>
+          <w:b/>
+        </w:rPr>
+        <w:t xml:space="preserve">14. [Finding] R-4 — </w:t>
+      </w:r>
+      <w:r>
+        <w:t>§8.3 — The gate on identity and role-grant changes writes no durable record, only a log file inside the repository it governs, and its audit-write failure is silent. Evidence: behaviour.</w:t>
+      </w:r>
+    </w:p>
+    <w:p>
+      <w:r>
+        <w:rPr>
+          <w:b/>
+        </w:rPr>
+        <w:t xml:space="preserve">15. [Finding] R-13 — </w:t>
+      </w:r>
+      <w:r>
+        <w:t>§7.3/S-2 — The entitlement report authenticates with a client secret rather than a certificate, and that principal appears in its own population and is the one reading the directory and every subscription. Evidence: behaviour.</w:t>
+      </w:r>
+    </w:p>
+    <w:p>
+      <w:r>
+        <w:rPr>
+          <w:b/>
+        </w:rPr>
+        <w:t xml:space="preserve">16. [Finding] R-12 — </w:t>
+      </w:r>
+      <w:r>
+        <w:t>§7.2 — A standalone script connects to the serving cluster and drops the destination collection unconditionally before refilling it, with free-text environment arguments and no dry-run default; committing a change to it is gated, running it is not. Evidence: behaviour.</w:t>
+      </w:r>
+    </w:p>
+    <w:p>
+      <w:r>
+        <w:rPr>
+          <w:b/>
+        </w:rPr>
+        <w:t xml:space="preserve">17. [Finding] R-9 — </w:t>
+      </w:r>
+      <w:r>
+        <w:t>§9 — Eight call sites construct their own model agent outside the facade; the defect record instead describes eleven vendor-SDK call sites, of which a live scan finds no bypass, so a remediation aimed at the described mechanism would touch dead code and leave every live site. Evidence: behaviour.</w:t>
+      </w:r>
+    </w:p>
+    <w:p>
+      <w:r>
+        <w:rPr>
+          <w:b/>
+        </w:rPr>
+        <w:t xml:space="preserve">18. [Finding] R-17 — </w:t>
+      </w:r>
+      <w:r>
+        <w:t>§5.1 — The certificate-minting library was deleted; the firm can validate a certificate it holds and cannot issue a new one. Evidence: behaviour. (Now stronger than the register states — see A-46: the guard function that named the missing library is itself gone.)</w:t>
+      </w:r>
+    </w:p>
+    <w:p>
+      <w:r>
+        <w:rPr>
+          <w:b/>
+        </w:rPr>
+        <w:t xml:space="preserve">19. [Open issue] R-36 — </w:t>
+      </w:r>
+      <w:r>
+        <w:t>§5.2 — Two clauses of approved requirement EPIC-002-F-003-S-006-REQ-B-004 are unimplemented: a short-lived identity self-mint (needs an issuer, R-17) and a rotation short enough that a compromise cannot outlive one management cycle (needs the firm to define a management cycle). Evidence: behaviour + requirement.</w:t>
+      </w:r>
+    </w:p>
+    <w:p>
+      <w:r>
+        <w:rPr>
+          <w:b/>
+        </w:rPr>
+        <w:t xml:space="preserve">20. [Finding] R-8 — </w:t>
+      </w:r>
+      <w:r>
+        <w:t>§5.3 — The connection utility writes the decrypted certificate and private key to a process-scoped temp path and never deletes it, swallowing the permission call's failure; each file is a full credential and they accumulate on long-lived hosts. Evidence: behaviour.</w:t>
+      </w:r>
+    </w:p>
+    <w:p>
+      <w:r>
+        <w:rPr>
+          <w:b/>
+        </w:rPr>
+        <w:t xml:space="preserve">21. [Finding] R-23 — </w:t>
+      </w:r>
+      <w:r>
+        <w:t>§4.3 — An enabled edge rule exempts any request carrying a named header equal to a shared secret from every edge control the firm has (WAF, rate limiting, bot management, zone lockdown, user-agent blocking). Evidence: data (manifest).</w:t>
+      </w:r>
+    </w:p>
+    <w:p>
+      <w:r>
+        <w:rPr>
+          <w:b/>
+        </w:rPr>
+        <w:t xml:space="preserve">22. [Finding] R-6 — </w:t>
+      </w:r>
+      <w:r>
+        <w:t>§6.5 — Knowledge of a 32-character identifier is sufficient to obtain a freshly signed token — existence and expiry are the only checks — and that identifier travels in request bodies across every hop; the defect in the resume path is independent of where the route lives. Evidence: behaviour.</w:t>
+      </w:r>
+    </w:p>
+    <w:p>
+      <w:r>
+        <w:rPr>
+          <w:b/>
+        </w:rPr>
+        <w:t xml:space="preserve">23. [Finding] R-21 — </w:t>
+      </w:r>
+      <w:r>
+        <w:t>§4.1 B3 — The pipeline cluster declares an allowlist of 0.0.0.0/0 and the serving cluster declares no network posture at all; separately the deploy identity holds database-wide write reaching the certificate registry, and the agent holds read on every database. Evidence: data (manifest).</w:t>
+      </w:r>
+    </w:p>
+    <w:p>
+      <w:r>
+        <w:rPr>
+          <w:b/>
+        </w:rPr>
+        <w:t xml:space="preserve">24. [Finding] R-25 — </w:t>
+      </w:r>
+      <w:r>
+        <w:t>§8.3 — An environment variable, settable by the process being waived, downgrades a failed requirement to a warning on the gate governing the only writer of production data; careful (two variables, wildcards rejected, every waiver a violation record) but still a waiver implemented in code the waived party controls. Evidence: behaviour.</w:t>
+      </w:r>
+    </w:p>
+    <w:p>
+      <w:r>
+        <w:rPr>
+          <w:b/>
+        </w:rPr>
+        <w:t xml:space="preserve">25. [Finding] R-26 — </w:t>
+      </w:r>
+      <w:r>
+        <w:t>§4.2 — The OAuth callback answers outside the Gate; it is a registered address the firm does not originate traffic to, which the requirement accommodates, and it is scheduled work at Refactor Plan Phase 5a. Evidence: behaviour.</w:t>
+      </w:r>
+    </w:p>
+    <w:p>
+      <w:r>
+        <w:rPr>
+          <w:b/>
+        </w:rPr>
+        <w:t xml:space="preserve">26. [Open issue] R-35 — </w:t>
+      </w:r>
+      <w:r>
+        <w:t>§4.2 — Session issuance answers outside the Gate; a genuine either/or only the operator picks, since an unauthenticated op on the Gate weakens "no op is exempt" and a separate endpoint weakens "one entrance." Not closed by Phase 5a. Evidence: behaviour.</w:t>
+      </w:r>
+    </w:p>
+    <w:p>
+      <w:r>
+        <w:rPr>
+          <w:b/>
+        </w:rPr>
+        <w:t xml:space="preserve">27. [Open issue] R-34 — </w:t>
+      </w:r>
+      <w:r>
+        <w:t>§4.2 — Health and liveness routes answer outside the Gate on three services; where a platform probes liveness it is not client traffic (the open question N31), where the firm's own client or chain calls a health route it is a route outside the Gate like any other. Evidence: behaviour.</w:t>
+      </w:r>
+    </w:p>
+    <w:p>
+      <w:r>
+        <w:rPr>
+          <w:b/>
+        </w:rPr>
+        <w:t xml:space="preserve">28. [Finding] R-7 — </w:t>
+      </w:r>
+      <w:r>
+        <w:t>§8.5 — No commit-signing identity exists and agent context is distinguished by environment markers the process can set; non-repudiation for commits is not achieved. Evidence: behaviour.</w:t>
+      </w:r>
+    </w:p>
+    <w:p>
+      <w:r>
+        <w:rPr>
+          <w:b/>
+        </w:rPr>
+        <w:t xml:space="preserve">29. [Finding] R-18 — </w:t>
+      </w:r>
+      <w:r>
+        <w:t>§5.5 — The required CertificateRegistry collection has no reader or writer and the facts live as tags on vault secrets, so the firm cannot answer "which certificates are live" or "which expire this month" from any source. Evidence: behaviour.</w:t>
+      </w:r>
+    </w:p>
+    <w:p>
+      <w:r>
+        <w:rPr>
+          <w:b/>
+        </w:rPr>
+        <w:t xml:space="preserve">30. [Open issue] R-27 — </w:t>
+      </w:r>
+      <w:r>
+        <w:t>§5.3 — The design record and the code state opposite positions on who mints during a deploy; the code's position is coherent and §5.3's "loses read after writing" cannot be true of a deploy that never writes. Compounded by R-17. Evidence: behaviour + intent.</w:t>
+      </w:r>
+    </w:p>
+    <w:p>
+      <w:r>
+        <w:rPr>
+          <w:b/>
+        </w:rPr>
+        <w:t xml:space="preserve">31. [Open issue] R-15 — </w:t>
+      </w:r>
+      <w:r>
+        <w:t>§8.5 — A record states a model signs off promotion into one environment while a human signs off production; those are different categories of control wearing one word and must be recorded as different kinds of fact. Evidence: data.</w:t>
+      </w:r>
+    </w:p>
+    <w:p>
+      <w:r>
+        <w:rPr>
+          <w:b/>
+        </w:rPr>
+        <w:t xml:space="preserve">32. [Open issue] R-16 / R-32 — </w:t>
+      </w:r>
+      <w:r>
+        <w:t>§9 — No approved requirement states what a vendor may retain, train on or log, and no record declares a permitted field set per vendor, so §9's table binds nobody and the conformance check cannot run. Evidence: requirement (absence).</w:t>
+      </w:r>
+    </w:p>
+    <w:p>
+      <w:r>
+        <w:rPr>
+          <w:b/>
+        </w:rPr>
+        <w:t xml:space="preserve">33. [Finding] R-5 — </w:t>
+      </w:r>
+      <w:r>
+        <w:t>§8.4 — Attaching a system-assigned identity to a resource mints a principal as a side effect of the resource write, and no permission list or assignment condition reaches it; documented by the firm rather than discovered by an auditor. Evidence: intent.</w:t>
+      </w:r>
+    </w:p>
+    <w:p>
+      <w:r>
+        <w:rPr>
+          <w:b/>
+        </w:rPr>
+        <w:t xml:space="preserve">34. [Open issue] R-19 — </w:t>
+      </w:r>
+      <w:r>
+        <w:t>§3.1 — Password users are reported to exist alongside certificate identities and one pipeline identity is reported to carry no cluster scope; unverified, because the only credential that could confirm it is the one that rewrites it under elevation (R-30), which this document does not use. Evidence: unverified.</w:t>
+      </w:r>
+    </w:p>
+    <w:p>
+      <w:r>
+        <w:rPr>
+          <w:b/>
+        </w:rPr>
+        <w:t xml:space="preserve">35. [Finding] §2 / §12.3 S-3(a) — </w:t>
+      </w:r>
+      <w:r>
+        <w:t>A conformance check reading "no module outside the facade imports a vendor SDK" reports green while the principle is violated in eight places, because the live bypass is Agent(...) construction and not an SDK import; the check was written from a bug description of a mechanism that no longer exists. Related to R-9.</w:t>
+      </w:r>
+    </w:p>
+    <w:p>
+      <w:r>
+        <w:rPr>
+          <w:b/>
+        </w:rPr>
+        <w:t xml:space="preserve">36. [Finding] §2 / §12.3 S-3(b) — </w:t>
+      </w:r>
+      <w:r>
+        <w:t>This document's own proposed check "no runtime module passes verify=False" reports green over ssl.CERT_NONE on the deploy's own verification path. Related to R-33.</w:t>
+      </w:r>
+    </w:p>
+    <w:p>
+      <w:r>
+        <w:rPr>
+          <w:b/>
+        </w:rPr>
+        <w:t xml:space="preserve">37. [Finding] §2 / §12.3 S-3(c) — </w:t>
+      </w:r>
+      <w:r>
+        <w:t>Rule-065-ENF-008 (exactly three build/deploy/promote entry points) has returned green across 569 runs and has never once gone red; on that evidence it is a hypothesis, not a control.</w:t>
+      </w:r>
+    </w:p>
+    <w:p>
+      <w:r>
+        <w:rPr>
+          <w:b/>
+        </w:rPr>
+        <w:t xml:space="preserve">38. [Finding] §12.1 — </w:t>
+      </w:r>
+      <w:r>
+        <w:t>Applying S-1's check to sixteen firm controls, only two pass — content-addressed approval binding and the remote branch tip, both facts about the world rather than artefacts. The fourteen that fail are the §13 register rows.</w:t>
+      </w:r>
+    </w:p>
+    <w:p>
+      <w:r>
+        <w:rPr>
+          <w:b/>
+        </w:rPr>
+        <w:t xml:space="preserve">39. [Finding] §12.2 — </w:t>
+      </w:r>
+      <w:r>
+        <w:t>Of seven S-2 security facts (six current, one the target adds), zero of the six current facts is fully independent; one has the right shape and the seventh is a target whose independent reading the store's own index would supply.</w:t>
+      </w:r>
+    </w:p>
+    <w:p>
+      <w:r>
+        <w:rPr>
+          <w:b/>
+        </w:rPr>
+        <w:t xml:space="preserve">40. [Finding] §12.4 / Table (build checks) — </w:t>
+      </w:r>
+      <w:r>
+        <w:t>All seven build checks this framework asks for are either "unproven; seed a violation" or "not built"; none has yet gone red against a real violation, so under S-3 each is a hypothesis until demonstrated red.</w:t>
+      </w:r>
+    </w:p>
+    <w:p>
+      <w:r>
+        <w:rPr>
+          <w:b/>
+        </w:rPr>
+        <w:t xml:space="preserve">41. [Open issue] N31 — </w:t>
+      </w:r>
+      <w:r>
+        <w:t>The boundary diagram carries one open question: whether a platform's liveness probe — GET /health arriving with no session token and no proof, answered from Mongo — is the firm's traffic at all. Tied to R-34.</w:t>
+      </w:r>
+    </w:p>
+    <w:p>
+      <w:r>
+        <w:rPr>
+          <w:b/>
+        </w:rPr>
+        <w:t xml:space="preserve">42. [Open issue] §5.5 — </w:t>
+      </w:r>
+      <w:r>
+        <w:t>Three approved requirement sets — EPIC-002-F-003-S-006, EPIC-008-F-004, EPIC-008-F-014 — disagree on certificate validity (ends-with-identity vs "exactly one year" vs one year auto-renew), registry location (ChatHealthyConfig.CertificateRegistry vs ProprietaryData.CertificateRegistry) and subject naming; the running system matches none of the three, and the conflict is the operator's to resolve. This document authors no requirement and does not choose between them.</w:t>
+      </w:r>
+    </w:p>
+    <w:p>
+      <w:r>
+        <w:rPr>
+          <w:b/>
+        </w:rPr>
+        <w:t xml:space="preserve">43. [Open issue] §8.5 — </w:t>
+      </w:r>
+      <w:r>
+        <w:t>The off-machine authorisation channel that would make agent approvals unforgeable has no design; the options — a second device or an out-of-band signer that returns a signed answer over a key the workstation does not hold — must be chosen between. This is a decision, distinct from the platform constraint of §8.4.1 which is designed, documented and merely unapplied.</w:t>
+      </w:r>
+    </w:p>
+    <w:p>
+      <w:r>
+        <w:rPr>
+          <w:b/>
+        </w:rPr>
+        <w:t xml:space="preserve">44. [Finding] §11 / baseline configuration (CM-2, CM-6) — </w:t>
+      </w:r>
+      <w:r>
+        <w:t>Baseline configuration is not achieved: what runs cannot be reproduced from the repository in either direction.</w:t>
+      </w:r>
+    </w:p>
+    <w:p>
+      <w:r>
+        <w:rPr>
+          <w:b/>
+        </w:rPr>
+        <w:t xml:space="preserve">45. [Issue] A-45 — </w:t>
+      </w:r>
+      <w:r>
+        <w:t>The evidence citations in §4.3 (the paragraph beginning "Evidence: behaviour — Code/ConversationalUX/FindCareChat/backend/app.py:555") and companion references point at the deleted top-level Code/ tree with stale line numbers (:555, :584, :965, :989, :763, :427). The top-level Code/ directory was eliminated (commit 4c2a1949e) and the code now lives per-component; the cited behaviours survive at FindCare/Code/app.py — require_gateway_signature at :500, verify(expected_origin=SHARED_SERVICES_ORIGIN) at :529, and the session_not_found refusal at :719. The findings the citations support are unaffected; the paths and line numbers must be re-based onto the per-component tree.</w:t>
+      </w:r>
+    </w:p>
+    <w:p>
+      <w:r>
+        <w:rPr>
+          <w:b/>
+        </w:rPr>
+        <w:t xml:space="preserve">46. [Finding] A-46 — </w:t>
+      </w:r>
+      <w:r>
+        <w:t>§5.4 and §5.2/R-36 cite cert_placement.py's _mint_leaf_cert (:323) and provision_long_lived_certs (:394) as present-but-dead code that "belongs deleted." Both functions — and every reference to a CertificateBuilder or not_valid_after anywhere in the firm's Python — are now deleted; cert_placement.py retains only bake_ca_chain_into_images and its helpers. R-17 and R-36 are unchanged and arguably stronger (there is no minting code at all, not merely dead minting code); the cited evidence must be updated to "the minting functions no longer exist in the repository."</w:t>
+      </w:r>
+    </w:p>
+    <w:p>
+      <w:r>
+        <w:rPr>
+          <w:b/>
+        </w:rPr>
+        <w:t xml:space="preserve">47. [Finding] A-47 — </w:t>
+      </w:r>
+      <w:r>
+        <w:t>The refactor exit gate architecture/EngineeringRuleEnforcement/code/refactor_conformance.py::gate_the_legacy_tree_is_gone cannot pass now that per-component X/Code/ subdirectories exist. It counts the bare substring "Code/" and reports 453 references across 54 files as files_pointing_at_it, but every one is a legitimate per-component path — 168 in deployment_architecture.json are X/Code/, nine in _build_chain.py are pipeline/Code/ — and zero point at the legacy top-level tree; files_still_in_it is 0. The tree-is-gone half of the criterion is met; the referrer half is a stale-mechanism check of exactly the kind the file's own docstring and §2 S-3 warn against. The remade plan's exit criterion must be "no top-level Code/ file and no reference to the top-level tree," expressed so per-component X/Code/ paths do not match.</w:t>
+      </w:r>
+    </w:p>
+    <w:p>
+      <w:r>
+        <w:rPr>
+          <w:b/>
+        </w:rPr>
+        <w:t xml:space="preserve">48. [Issue] A-48 — </w:t>
+      </w:r>
+      <w:r>
+        <w:t>The refactor gate gate_declared_equals_dispatched returns CANNOT EVALUATE: the record names 7 tools in PascalCase (ProviderSearch, SpecialtyFilter, …) and the code declares 19 in snake_case (provider_search, specialty_filter, …), with zero names in common and zero capabilities adopting the CapabilityContract that now exists at ChatHealthyLib/src/chathealthy_lib/capability_contract.py. Bringing the record onto the canonical CAPABILITY spelling and adopting the contract is the remaining Phase-1 work before the gate can compare the two sides in either direction.</w:t>
       </w:r>
     </w:p>
     <w:sectPr>
